--- a/resume/Resume.docx
+++ b/resume/Resume.docx
@@ -7,17 +7,17 @@
         <w:spacing w:after="0" w:line="240" w:lineRule="auto"/>
         <w:jc w:val="center"/>
         <w:rPr>
+          <w:rFonts w:ascii="黑体" w:eastAsia="黑体" w:hAnsi="黑体"/>
+          <w:sz w:val="32"/>
+          <w:szCs w:val="32"/>
+        </w:rPr>
+      </w:pPr>
+      <w:r>
+        <w:rPr>
           <w:rFonts w:ascii="黑体" w:eastAsia="黑体" w:hAnsi="黑体" w:hint="eastAsia"/>
           <w:sz w:val="32"/>
           <w:szCs w:val="32"/>
         </w:rPr>
-      </w:pPr>
-      <w:r>
-        <w:rPr>
-          <w:rFonts w:ascii="黑体" w:eastAsia="黑体" w:hAnsi="黑体" w:hint="eastAsia"/>
-          <w:sz w:val="32"/>
-          <w:szCs w:val="32"/>
-        </w:rPr>
         <w:t>Luo Xiaoyu</w:t>
       </w:r>
     </w:p>
@@ -25,18 +25,18 @@
       <w:pPr>
         <w:spacing w:after="0" w:line="240" w:lineRule="auto"/>
         <w:jc w:val="center"/>
+        <w:rPr>
+          <w:rFonts w:ascii="黑体" w:eastAsia="黑体" w:hAnsi="黑体"/>
+          <w:sz w:val="19"/>
+          <w:szCs w:val="19"/>
+        </w:rPr>
+      </w:pPr>
+      <w:r>
         <w:rPr>
           <w:rFonts w:ascii="黑体" w:eastAsia="黑体" w:hAnsi="黑体" w:hint="eastAsia"/>
           <w:sz w:val="19"/>
           <w:szCs w:val="19"/>
         </w:rPr>
-      </w:pPr>
-      <w:r>
-        <w:rPr>
-          <w:rFonts w:ascii="黑体" w:eastAsia="黑体" w:hAnsi="黑体" w:hint="eastAsia"/>
-          <w:sz w:val="19"/>
-          <w:szCs w:val="19"/>
-        </w:rPr>
         <w:t xml:space="preserve">(+86)13631635573 | (+852)91967880 | </w:t>
       </w:r>
       <w:r>
@@ -211,7 +211,6 @@
         </w:rPr>
         <w:t xml:space="preserve">Aberdeen Institute of Data Science and Artificial Intelligence, South China Normal </w:t>
       </w:r>
-      <w:proofErr w:type="gramStart"/>
       <w:r>
         <w:rPr>
           <w:rFonts w:ascii="宋体" w:eastAsia="宋体" w:hAnsi="宋体"/>
@@ -222,162 +221,69 @@
       </w:r>
       <w:r>
         <w:rPr>
+          <w:rFonts w:ascii="宋体" w:eastAsia="宋体" w:hAnsi="宋体"/>
+          <w:sz w:val="18"/>
+          <w:szCs w:val="18"/>
+        </w:rPr>
+        <w:t xml:space="preserve"> (</w:t>
+      </w:r>
+      <w:r>
+        <w:rPr>
           <w:rFonts w:ascii="宋体" w:eastAsia="宋体" w:hAnsi="宋体" w:hint="eastAsia"/>
           <w:sz w:val="18"/>
           <w:szCs w:val="18"/>
         </w:rPr>
-        <w:t>(</w:t>
-      </w:r>
-      <w:proofErr w:type="gramEnd"/>
-      <w:r>
-        <w:rPr>
-          <w:rFonts w:ascii="宋体" w:eastAsia="宋体" w:hAnsi="宋体" w:hint="eastAsia"/>
-          <w:sz w:val="18"/>
-          <w:szCs w:val="18"/>
-        </w:rPr>
         <w:t xml:space="preserve">SCNU) </w:t>
-      </w:r>
-      <w:r>
-        <w:rPr>
-          <w:rFonts w:ascii="宋体" w:eastAsia="宋体" w:hAnsi="宋体"/>
-          <w:sz w:val="18"/>
-          <w:szCs w:val="18"/>
-        </w:rPr>
-        <w:t>B.Eng. in Software Engineering; B.Sc. (Hons) in Computing Science, University of Aberdeen</w:t>
-      </w:r>
-      <w:r>
-        <w:rPr>
-          <w:rFonts w:ascii="宋体" w:eastAsia="宋体" w:hAnsi="宋体" w:hint="eastAsia"/>
-          <w:sz w:val="18"/>
-          <w:szCs w:val="18"/>
-        </w:rPr>
-        <w:t>(</w:t>
-      </w:r>
-      <w:proofErr w:type="spellStart"/>
-      <w:r>
-        <w:rPr>
-          <w:rFonts w:ascii="宋体" w:eastAsia="宋体" w:hAnsi="宋体" w:hint="eastAsia"/>
-          <w:sz w:val="18"/>
-          <w:szCs w:val="18"/>
-        </w:rPr>
-        <w:t>UoA</w:t>
-      </w:r>
-      <w:proofErr w:type="spellEnd"/>
-      <w:r>
-        <w:rPr>
-          <w:rFonts w:ascii="宋体" w:eastAsia="宋体" w:hAnsi="宋体" w:hint="eastAsia"/>
-          <w:sz w:val="18"/>
-          <w:szCs w:val="18"/>
-        </w:rPr>
-        <w:t>)</w:t>
-      </w:r>
-      <w:r>
-        <w:rPr>
-          <w:rFonts w:ascii="宋体" w:eastAsia="宋体" w:hAnsi="宋体"/>
-          <w:sz w:val="18"/>
-          <w:szCs w:val="18"/>
-        </w:rPr>
-        <w:t xml:space="preserve"> | Sep 2022 – Jul 2026</w:t>
       </w:r>
     </w:p>
     <w:p>
       <w:pPr>
         <w:spacing w:after="0" w:line="240" w:lineRule="auto"/>
         <w:rPr>
+          <w:rFonts w:ascii="宋体" w:eastAsia="宋体" w:hAnsi="宋体"/>
+          <w:sz w:val="18"/>
+          <w:szCs w:val="18"/>
+        </w:rPr>
+      </w:pPr>
+      <w:r>
+        <w:rPr>
+          <w:rFonts w:ascii="宋体" w:eastAsia="宋体" w:hAnsi="宋体"/>
+          <w:sz w:val="18"/>
+          <w:szCs w:val="18"/>
+        </w:rPr>
+        <w:t xml:space="preserve">B.Eng. in Software Engineering; B.Sc. (Hons) in Computing Science, University of </w:t>
+      </w:r>
+      <w:r>
+        <w:rPr>
+          <w:rFonts w:ascii="宋体" w:eastAsia="宋体" w:hAnsi="宋体"/>
+          <w:sz w:val="18"/>
+          <w:szCs w:val="18"/>
+        </w:rPr>
+        <w:t>Aberdeen</w:t>
+      </w:r>
+      <w:r>
+        <w:rPr>
+          <w:rFonts w:ascii="宋体" w:eastAsia="宋体" w:hAnsi="宋体"/>
+          <w:sz w:val="18"/>
+          <w:szCs w:val="18"/>
+        </w:rPr>
+        <w:t xml:space="preserve"> (</w:t>
+      </w:r>
+      <w:r>
+        <w:rPr>
           <w:rFonts w:ascii="宋体" w:eastAsia="宋体" w:hAnsi="宋体" w:hint="eastAsia"/>
           <w:sz w:val="18"/>
           <w:szCs w:val="18"/>
         </w:rPr>
-      </w:pPr>
-      <w:r>
-        <w:rPr>
-          <w:rFonts w:ascii="宋体" w:eastAsia="宋体" w:hAnsi="宋体"/>
-          <w:sz w:val="18"/>
-          <w:szCs w:val="18"/>
-        </w:rPr>
-        <w:t xml:space="preserve">The Hong Kong University of Science and </w:t>
-      </w:r>
-      <w:proofErr w:type="gramStart"/>
-      <w:r>
-        <w:rPr>
-          <w:rFonts w:ascii="宋体" w:eastAsia="宋体" w:hAnsi="宋体"/>
-          <w:sz w:val="18"/>
-          <w:szCs w:val="18"/>
-        </w:rPr>
-        <w:t>Technology</w:t>
-      </w:r>
-      <w:r>
-        <w:rPr>
-          <w:rFonts w:ascii="宋体" w:eastAsia="宋体" w:hAnsi="宋体" w:hint="eastAsia"/>
-          <w:sz w:val="18"/>
-          <w:szCs w:val="18"/>
-        </w:rPr>
-        <w:t>(</w:t>
-      </w:r>
-      <w:proofErr w:type="gramEnd"/>
-      <w:r>
-        <w:rPr>
-          <w:rFonts w:ascii="宋体" w:eastAsia="宋体" w:hAnsi="宋体" w:hint="eastAsia"/>
-          <w:sz w:val="18"/>
-          <w:szCs w:val="18"/>
-        </w:rPr>
-        <w:t>HKUST)</w:t>
-      </w:r>
-      <w:r>
-        <w:rPr>
-          <w:rFonts w:ascii="宋体" w:eastAsia="宋体" w:hAnsi="宋体" w:hint="eastAsia"/>
-          <w:sz w:val="18"/>
-          <w:szCs w:val="18"/>
-        </w:rPr>
-        <w:t xml:space="preserve">, </w:t>
-      </w:r>
-      <w:r>
-        <w:rPr>
-          <w:rFonts w:ascii="宋体" w:eastAsia="宋体" w:hAnsi="宋体"/>
-          <w:sz w:val="18"/>
-          <w:szCs w:val="18"/>
-        </w:rPr>
-        <w:t>MSc in AI and Entrepreneurship</w:t>
-      </w:r>
-      <w:r>
-        <w:rPr>
-          <w:rFonts w:ascii="宋体" w:eastAsia="宋体" w:hAnsi="宋体" w:hint="eastAsia"/>
-          <w:sz w:val="18"/>
-          <w:szCs w:val="18"/>
-        </w:rPr>
-        <w:t xml:space="preserve"> </w:t>
-      </w:r>
-      <w:r>
-        <w:rPr>
-          <w:rFonts w:ascii="宋体" w:eastAsia="宋体" w:hAnsi="宋体" w:hint="eastAsia"/>
-          <w:sz w:val="18"/>
-          <w:szCs w:val="18"/>
-        </w:rPr>
-        <w:t>| Sep 2026</w:t>
-      </w:r>
-      <w:r>
-        <w:rPr>
-          <w:rFonts w:ascii="宋体" w:eastAsia="宋体" w:hAnsi="宋体" w:hint="eastAsia"/>
-          <w:sz w:val="18"/>
-          <w:szCs w:val="18"/>
-        </w:rPr>
-        <w:t xml:space="preserve"> </w:t>
-      </w:r>
-      <w:r>
-        <w:rPr>
-          <w:rFonts w:ascii="宋体" w:eastAsia="宋体" w:hAnsi="宋体" w:hint="eastAsia"/>
-          <w:sz w:val="18"/>
-          <w:szCs w:val="18"/>
-        </w:rPr>
-        <w:t>-</w:t>
-      </w:r>
-      <w:r>
-        <w:rPr>
-          <w:rFonts w:ascii="宋体" w:eastAsia="宋体" w:hAnsi="宋体" w:hint="eastAsia"/>
-          <w:sz w:val="18"/>
-          <w:szCs w:val="18"/>
-        </w:rPr>
-        <w:t xml:space="preserve"> Present</w:t>
+        <w:t>UoA)</w:t>
+      </w:r>
+      <w:r>
+        <w:rPr>
+          <w:rFonts w:ascii="宋体" w:eastAsia="宋体" w:hAnsi="宋体"/>
+          <w:sz w:val="18"/>
+          <w:szCs w:val="18"/>
+        </w:rPr>
+        <w:t xml:space="preserve"> | Sep 2022–Jul 2026</w:t>
       </w:r>
     </w:p>
     <w:p>
@@ -395,39 +301,105 @@
           <w:sz w:val="18"/>
           <w:szCs w:val="18"/>
         </w:rPr>
-        <w:t>GPA (SCNU): 3.3/5.0 | IELTS: 7.0</w:t>
+        <w:t>The Hong Kong University of Science and Technology</w:t>
+      </w:r>
+      <w:r>
+        <w:rPr>
+          <w:rFonts w:ascii="宋体" w:eastAsia="宋体" w:hAnsi="宋体" w:hint="eastAsia"/>
+          <w:sz w:val="18"/>
+          <w:szCs w:val="18"/>
+        </w:rPr>
+        <w:t>(HKUST)</w:t>
+      </w:r>
+      <w:r>
+        <w:rPr>
+          <w:rFonts w:ascii="宋体" w:eastAsia="宋体" w:hAnsi="宋体" w:hint="eastAsia"/>
+          <w:sz w:val="18"/>
+          <w:szCs w:val="18"/>
+        </w:rPr>
+        <w:t xml:space="preserve">, </w:t>
+      </w:r>
+      <w:r>
+        <w:rPr>
+          <w:rFonts w:ascii="宋体" w:eastAsia="宋体" w:hAnsi="宋体"/>
+          <w:sz w:val="18"/>
+          <w:szCs w:val="18"/>
+        </w:rPr>
+        <w:t>MSc in AI and Entrepreneurship</w:t>
+      </w:r>
+      <w:r>
+        <w:rPr>
+          <w:rFonts w:ascii="宋体" w:eastAsia="宋体" w:hAnsi="宋体" w:hint="eastAsia"/>
+          <w:sz w:val="18"/>
+          <w:szCs w:val="18"/>
+        </w:rPr>
+        <w:t xml:space="preserve"> </w:t>
+      </w:r>
+      <w:r>
+        <w:rPr>
+          <w:rFonts w:ascii="宋体" w:eastAsia="宋体" w:hAnsi="宋体" w:hint="eastAsia"/>
+          <w:sz w:val="18"/>
+          <w:szCs w:val="18"/>
+        </w:rPr>
+        <w:t>| Sep 2026-</w:t>
+      </w:r>
+      <w:r>
+        <w:rPr>
+          <w:rFonts w:ascii="宋体" w:eastAsia="宋体" w:hAnsi="宋体" w:hint="eastAsia"/>
+          <w:sz w:val="18"/>
+          <w:szCs w:val="18"/>
+        </w:rPr>
+        <w:t>Present</w:t>
       </w:r>
     </w:p>
     <w:p>
       <w:pPr>
         <w:spacing w:after="0" w:line="240" w:lineRule="auto"/>
         <w:rPr>
-          <w:rFonts w:ascii="宋体" w:eastAsia="宋体" w:hAnsi="宋体" w:hint="eastAsia"/>
-          <w:sz w:val="18"/>
-          <w:szCs w:val="18"/>
-        </w:rPr>
-      </w:pPr>
-      <w:r>
-        <w:rPr>
-          <w:rFonts w:ascii="宋体" w:eastAsia="宋体" w:hAnsi="宋体"/>
-          <w:sz w:val="18"/>
-          <w:szCs w:val="18"/>
-        </w:rPr>
-        <w:t xml:space="preserve">Relevant Coursework: </w:t>
-      </w:r>
-      <w:r>
-        <w:rPr>
-          <w:rFonts w:ascii="宋体" w:eastAsia="宋体" w:hAnsi="宋体"/>
-          <w:sz w:val="18"/>
-          <w:szCs w:val="18"/>
-        </w:rPr>
-        <w:t>Python Programming, Web Development, Database Systems, Machine Learning Systems</w:t>
+          <w:rFonts w:ascii="宋体" w:eastAsia="宋体" w:hAnsi="宋体"/>
+          <w:sz w:val="18"/>
+          <w:szCs w:val="18"/>
+        </w:rPr>
+      </w:pPr>
+      <w:r>
+        <w:rPr>
+          <w:rFonts w:ascii="宋体" w:eastAsia="宋体" w:hAnsi="宋体"/>
+          <w:sz w:val="18"/>
+          <w:szCs w:val="18"/>
+        </w:rPr>
+        <w:t>GPA (SCNU): 3.3/5.0 | IELTS: 7.0</w:t>
       </w:r>
     </w:p>
     <w:p>
       <w:pPr>
         <w:spacing w:after="0" w:line="240" w:lineRule="auto"/>
         <w:rPr>
+          <w:rFonts w:ascii="宋体" w:eastAsia="宋体" w:hAnsi="宋体"/>
+          <w:sz w:val="18"/>
+          <w:szCs w:val="18"/>
+        </w:rPr>
+      </w:pPr>
+      <w:r>
+        <w:rPr>
+          <w:rFonts w:ascii="宋体" w:eastAsia="宋体" w:hAnsi="宋体"/>
+          <w:sz w:val="18"/>
+          <w:szCs w:val="18"/>
+        </w:rPr>
+        <w:t xml:space="preserve">Relevant Coursework: </w:t>
+      </w:r>
+      <w:r>
+        <w:rPr>
+          <w:rFonts w:ascii="宋体" w:eastAsia="宋体" w:hAnsi="宋体"/>
+          <w:sz w:val="18"/>
+          <w:szCs w:val="18"/>
+        </w:rPr>
+        <w:t>Python Programming, Web Development, Database Systems, Machine Learning Systems</w:t>
+      </w:r>
+    </w:p>
+    <w:p>
+      <w:pPr>
+        <w:spacing w:after="0" w:line="240" w:lineRule="auto"/>
+        <w:rPr>
           <w:sz w:val="19"/>
           <w:szCs w:val="19"/>
         </w:rPr>
@@ -591,36 +563,18 @@
       <w:pPr>
         <w:spacing w:after="0" w:line="240" w:lineRule="auto"/>
         <w:rPr>
-          <w:rFonts w:ascii="宋体" w:eastAsia="宋体" w:hAnsi="宋体" w:hint="eastAsia"/>
-          <w:sz w:val="18"/>
-          <w:szCs w:val="18"/>
-        </w:rPr>
-      </w:pPr>
-      <w:r>
-        <w:rPr>
-          <w:rFonts w:ascii="宋体" w:eastAsia="宋体" w:hAnsi="宋体"/>
-          <w:sz w:val="18"/>
-          <w:szCs w:val="18"/>
-        </w:rPr>
-        <w:t xml:space="preserve">Beijing Yanling </w:t>
-      </w:r>
-      <w:proofErr w:type="spellStart"/>
-      <w:r>
-        <w:rPr>
-          <w:rFonts w:ascii="宋体" w:eastAsia="宋体" w:hAnsi="宋体"/>
-          <w:sz w:val="18"/>
-          <w:szCs w:val="18"/>
-        </w:rPr>
-        <w:t>Wangwei</w:t>
-      </w:r>
-      <w:proofErr w:type="spellEnd"/>
-      <w:r>
-        <w:rPr>
-          <w:rFonts w:ascii="宋体" w:eastAsia="宋体" w:hAnsi="宋体"/>
-          <w:sz w:val="18"/>
-          <w:szCs w:val="18"/>
-        </w:rPr>
-        <w:t xml:space="preserve"> Intelligent Technology Co., Ltd.</w:t>
+          <w:rFonts w:ascii="宋体" w:eastAsia="宋体" w:hAnsi="宋体"/>
+          <w:sz w:val="18"/>
+          <w:szCs w:val="18"/>
+        </w:rPr>
+      </w:pPr>
+      <w:r>
+        <w:rPr>
+          <w:rFonts w:ascii="宋体" w:eastAsia="宋体" w:hAnsi="宋体"/>
+          <w:sz w:val="18"/>
+          <w:szCs w:val="18"/>
+        </w:rPr>
+        <w:t>Beijing Yanling Wangwei Intelligent Technology Co., Ltd.</w:t>
       </w:r>
       <w:r>
         <w:rPr>
@@ -651,7 +605,7 @@
       <w:pPr>
         <w:spacing w:after="0" w:line="240" w:lineRule="auto"/>
         <w:rPr>
-          <w:rFonts w:ascii="宋体" w:eastAsia="宋体" w:hAnsi="宋体" w:hint="eastAsia"/>
+          <w:rFonts w:ascii="宋体" w:eastAsia="宋体" w:hAnsi="宋体"/>
           <w:sz w:val="18"/>
           <w:szCs w:val="18"/>
         </w:rPr>
@@ -709,7 +663,7 @@
       <w:pPr>
         <w:spacing w:after="0" w:line="240" w:lineRule="auto"/>
         <w:rPr>
-          <w:rFonts w:ascii="宋体" w:eastAsia="宋体" w:hAnsi="宋体" w:hint="eastAsia"/>
+          <w:rFonts w:ascii="宋体" w:eastAsia="宋体" w:hAnsi="宋体"/>
           <w:sz w:val="18"/>
           <w:szCs w:val="18"/>
         </w:rPr>
@@ -743,7 +697,7 @@
       <w:pPr>
         <w:spacing w:after="0" w:line="240" w:lineRule="auto"/>
         <w:rPr>
-          <w:rFonts w:ascii="宋体" w:eastAsia="宋体" w:hAnsi="宋体" w:hint="eastAsia"/>
+          <w:rFonts w:ascii="宋体" w:eastAsia="宋体" w:hAnsi="宋体"/>
           <w:sz w:val="18"/>
           <w:szCs w:val="18"/>
         </w:rPr>
@@ -821,36 +775,18 @@
       <w:pPr>
         <w:spacing w:after="0" w:line="240" w:lineRule="auto"/>
         <w:rPr>
-          <w:rFonts w:ascii="宋体" w:eastAsia="宋体" w:hAnsi="宋体" w:hint="eastAsia"/>
-          <w:sz w:val="18"/>
-          <w:szCs w:val="18"/>
-        </w:rPr>
-      </w:pPr>
-      <w:r>
-        <w:rPr>
-          <w:rFonts w:ascii="宋体" w:eastAsia="宋体" w:hAnsi="宋体"/>
-          <w:sz w:val="18"/>
-          <w:szCs w:val="18"/>
-        </w:rPr>
-        <w:t xml:space="preserve">Guangzhou </w:t>
-      </w:r>
-      <w:proofErr w:type="spellStart"/>
-      <w:r>
-        <w:rPr>
-          <w:rFonts w:ascii="宋体" w:eastAsia="宋体" w:hAnsi="宋体"/>
-          <w:sz w:val="18"/>
-          <w:szCs w:val="18"/>
-        </w:rPr>
-        <w:t>Wanglv</w:t>
-      </w:r>
-      <w:proofErr w:type="spellEnd"/>
-      <w:r>
-        <w:rPr>
-          <w:rFonts w:ascii="宋体" w:eastAsia="宋体" w:hAnsi="宋体"/>
-          <w:sz w:val="18"/>
-          <w:szCs w:val="18"/>
-        </w:rPr>
-        <w:t xml:space="preserve"> Internet Technology Co., Ltd.</w:t>
+          <w:rFonts w:ascii="宋体" w:eastAsia="宋体" w:hAnsi="宋体"/>
+          <w:sz w:val="18"/>
+          <w:szCs w:val="18"/>
+        </w:rPr>
+      </w:pPr>
+      <w:r>
+        <w:rPr>
+          <w:rFonts w:ascii="宋体" w:eastAsia="宋体" w:hAnsi="宋体"/>
+          <w:sz w:val="18"/>
+          <w:szCs w:val="18"/>
+        </w:rPr>
+        <w:t>Guangzhou Wanglv Internet Technology Co., Ltd.</w:t>
       </w:r>
       <w:r>
         <w:rPr>
@@ -893,25 +829,7 @@
           <w:sz w:val="18"/>
           <w:szCs w:val="18"/>
         </w:rPr>
-        <w:t>2024.10—</w:t>
-      </w:r>
-      <w:proofErr w:type="gramStart"/>
-      <w:r>
-        <w:rPr>
-          <w:rFonts w:ascii="宋体" w:eastAsia="宋体" w:hAnsi="宋体"/>
-          <w:sz w:val="18"/>
-          <w:szCs w:val="18"/>
-        </w:rPr>
-        <w:t>2024.12｜</w:t>
-      </w:r>
-      <w:proofErr w:type="gramEnd"/>
-      <w:r>
-        <w:rPr>
-          <w:rFonts w:ascii="宋体" w:eastAsia="宋体" w:hAnsi="宋体"/>
-          <w:sz w:val="18"/>
-          <w:szCs w:val="18"/>
-        </w:rPr>
-        <w:t>Python</w:t>
+        <w:t>2024.10—2024.12｜Python</w:t>
       </w:r>
       <w:r>
         <w:rPr>
@@ -1028,37 +946,18 @@
       <w:pPr>
         <w:spacing w:after="0" w:line="240" w:lineRule="auto"/>
         <w:rPr>
-          <w:rFonts w:ascii="宋体" w:eastAsia="宋体" w:hAnsi="宋体" w:hint="eastAsia"/>
-          <w:sz w:val="18"/>
-          <w:szCs w:val="18"/>
-        </w:rPr>
-      </w:pPr>
-      <w:proofErr w:type="spellStart"/>
-      <w:r>
-        <w:rPr>
-          <w:rFonts w:ascii="宋体" w:eastAsia="宋体" w:hAnsi="宋体"/>
-          <w:sz w:val="18"/>
-          <w:szCs w:val="18"/>
-        </w:rPr>
-        <w:t>Smoore</w:t>
-      </w:r>
-      <w:proofErr w:type="spellEnd"/>
-      <w:r>
-        <w:rPr>
-          <w:rFonts w:ascii="宋体" w:eastAsia="宋体" w:hAnsi="宋体"/>
-          <w:sz w:val="18"/>
-          <w:szCs w:val="18"/>
-        </w:rPr>
-        <w:t xml:space="preserve"> International Holdings </w:t>
-      </w:r>
-      <w:proofErr w:type="gramStart"/>
-      <w:r>
-        <w:rPr>
-          <w:rFonts w:ascii="宋体" w:eastAsia="宋体" w:hAnsi="宋体"/>
-          <w:sz w:val="18"/>
-          <w:szCs w:val="18"/>
-        </w:rPr>
-        <w:t>Limited</w:t>
+          <w:rFonts w:ascii="宋体" w:eastAsia="宋体" w:hAnsi="宋体"/>
+          <w:sz w:val="18"/>
+          <w:szCs w:val="18"/>
+        </w:rPr>
+      </w:pPr>
+      <w:r>
+        <w:rPr>
+          <w:rFonts w:ascii="宋体" w:eastAsia="宋体" w:hAnsi="宋体"/>
+          <w:sz w:val="18"/>
+          <w:szCs w:val="18"/>
+        </w:rPr>
+        <w:t>Smoore International Holdings Limited</w:t>
       </w:r>
       <w:r>
         <w:rPr>
@@ -1068,7 +967,6 @@
         </w:rPr>
         <w:t>｜</w:t>
       </w:r>
-      <w:proofErr w:type="gramEnd"/>
       <w:r>
         <w:rPr>
           <w:rFonts w:ascii="宋体" w:eastAsia="宋体" w:hAnsi="宋体"/>
@@ -1093,25 +991,7 @@
           <w:sz w:val="18"/>
           <w:szCs w:val="18"/>
         </w:rPr>
-        <w:t>2024.07—</w:t>
-      </w:r>
-      <w:proofErr w:type="gramStart"/>
-      <w:r>
-        <w:rPr>
-          <w:rFonts w:ascii="宋体" w:eastAsia="宋体" w:hAnsi="宋体"/>
-          <w:sz w:val="18"/>
-          <w:szCs w:val="18"/>
-        </w:rPr>
-        <w:t>2024.08｜</w:t>
-      </w:r>
-      <w:proofErr w:type="gramEnd"/>
-      <w:r>
-        <w:rPr>
-          <w:rFonts w:ascii="宋体" w:eastAsia="宋体" w:hAnsi="宋体"/>
-          <w:sz w:val="18"/>
-          <w:szCs w:val="18"/>
-        </w:rPr>
-        <w:t>Vue 3</w:t>
+        <w:t>2024.07—2024.08｜Vue 3</w:t>
       </w:r>
       <w:r>
         <w:rPr>
@@ -1153,23 +1033,13 @@
         </w:rPr>
         <w:t xml:space="preserve">, </w:t>
       </w:r>
-      <w:proofErr w:type="spellStart"/>
-      <w:r>
-        <w:rPr>
-          <w:rFonts w:ascii="宋体" w:eastAsia="宋体" w:hAnsi="宋体"/>
-          <w:sz w:val="18"/>
-          <w:szCs w:val="18"/>
-        </w:rPr>
-        <w:t>MyBatis</w:t>
-      </w:r>
-      <w:proofErr w:type="spellEnd"/>
-      <w:r>
-        <w:rPr>
-          <w:rFonts w:ascii="宋体" w:eastAsia="宋体" w:hAnsi="宋体"/>
-          <w:sz w:val="18"/>
-          <w:szCs w:val="18"/>
-        </w:rPr>
-        <w:t xml:space="preserve"> Plus</w:t>
+      <w:r>
+        <w:rPr>
+          <w:rFonts w:ascii="宋体" w:eastAsia="宋体" w:hAnsi="宋体"/>
+          <w:sz w:val="18"/>
+          <w:szCs w:val="18"/>
+        </w:rPr>
+        <w:t>MyBatis Plus</w:t>
       </w:r>
       <w:r>
         <w:rPr>
@@ -1219,25 +1089,7 @@
           <w:sz w:val="18"/>
           <w:szCs w:val="18"/>
         </w:rPr>
-        <w:t xml:space="preserve">Developed CPQ features using Spring Boot and </w:t>
-      </w:r>
-      <w:proofErr w:type="spellStart"/>
-      <w:r>
-        <w:rPr>
-          <w:rFonts w:ascii="宋体" w:eastAsia="宋体" w:hAnsi="宋体"/>
-          <w:sz w:val="18"/>
-          <w:szCs w:val="18"/>
-        </w:rPr>
-        <w:t>MyBatis</w:t>
-      </w:r>
-      <w:proofErr w:type="spellEnd"/>
-      <w:r>
-        <w:rPr>
-          <w:rFonts w:ascii="宋体" w:eastAsia="宋体" w:hAnsi="宋体"/>
-          <w:sz w:val="18"/>
-          <w:szCs w:val="18"/>
-        </w:rPr>
-        <w:t>-Plus APIs and reusable Vue 3 components, including multi-currency conversion and quantity-based tiered pricing integrated into the quotation workflow.</w:t>
+        <w:t>Developed CPQ features using Spring Boot and MyBatis-Plus APIs and reusable Vue 3 components, including multi-currency conversion and quantity-based tiered pricing integrated into the quotation workflow.</w:t>
       </w:r>
     </w:p>
     <w:p>
@@ -1288,7 +1140,7 @@
       <w:pPr>
         <w:spacing w:after="0" w:line="240" w:lineRule="auto"/>
         <w:rPr>
-          <w:rFonts w:ascii="宋体" w:eastAsia="宋体" w:hAnsi="宋体" w:hint="eastAsia"/>
+          <w:rFonts w:ascii="宋体" w:eastAsia="宋体" w:hAnsi="宋体"/>
           <w:sz w:val="18"/>
           <w:szCs w:val="18"/>
         </w:rPr>
@@ -1453,7 +1305,7 @@
       <w:pPr>
         <w:spacing w:after="0" w:line="240" w:lineRule="auto"/>
         <w:rPr>
-          <w:rFonts w:ascii="宋体" w:eastAsia="宋体" w:hAnsi="宋体" w:hint="eastAsia"/>
+          <w:rFonts w:ascii="宋体" w:eastAsia="宋体" w:hAnsi="宋体"/>
           <w:sz w:val="18"/>
           <w:szCs w:val="18"/>
         </w:rPr>
@@ -1480,43 +1332,7 @@
           <w:sz w:val="18"/>
           <w:szCs w:val="18"/>
         </w:rPr>
-        <w:t xml:space="preserve">Developed </w:t>
-      </w:r>
-      <w:proofErr w:type="spellStart"/>
-      <w:r>
-        <w:rPr>
-          <w:rFonts w:ascii="宋体" w:eastAsia="宋体" w:hAnsi="宋体"/>
-          <w:sz w:val="18"/>
-          <w:szCs w:val="18"/>
-        </w:rPr>
-        <w:t>FastAPI</w:t>
-      </w:r>
-      <w:proofErr w:type="spellEnd"/>
-      <w:r>
-        <w:rPr>
-          <w:rFonts w:ascii="宋体" w:eastAsia="宋体" w:hAnsi="宋体"/>
-          <w:sz w:val="18"/>
-          <w:szCs w:val="18"/>
-        </w:rPr>
-        <w:t xml:space="preserve"> APIs for user authentication and course management, using JWT for login tokens and </w:t>
-      </w:r>
-      <w:proofErr w:type="spellStart"/>
-      <w:r>
-        <w:rPr>
-          <w:rFonts w:ascii="宋体" w:eastAsia="宋体" w:hAnsi="宋体"/>
-          <w:sz w:val="18"/>
-          <w:szCs w:val="18"/>
-        </w:rPr>
-        <w:t>Pydantic</w:t>
-      </w:r>
-      <w:proofErr w:type="spellEnd"/>
-      <w:r>
-        <w:rPr>
-          <w:rFonts w:ascii="宋体" w:eastAsia="宋体" w:hAnsi="宋体"/>
-          <w:sz w:val="18"/>
-          <w:szCs w:val="18"/>
-        </w:rPr>
-        <w:t xml:space="preserve"> for request validation.</w:t>
+        <w:t>Developed FastAPI APIs for user authentication and course management, using JWT for login tokens and Pydantic for request validation.</w:t>
       </w:r>
     </w:p>
     <w:p>
@@ -1550,25 +1366,7 @@
           <w:sz w:val="18"/>
           <w:szCs w:val="18"/>
         </w:rPr>
-        <w:t xml:space="preserve">Defined </w:t>
-      </w:r>
-      <w:proofErr w:type="spellStart"/>
-      <w:r>
-        <w:rPr>
-          <w:rFonts w:ascii="宋体" w:eastAsia="宋体" w:hAnsi="宋体"/>
-          <w:sz w:val="18"/>
-          <w:szCs w:val="18"/>
-        </w:rPr>
-        <w:t>SQLAlchemy</w:t>
-      </w:r>
-      <w:proofErr w:type="spellEnd"/>
-      <w:r>
-        <w:rPr>
-          <w:rFonts w:ascii="宋体" w:eastAsia="宋体" w:hAnsi="宋体"/>
-          <w:sz w:val="18"/>
-          <w:szCs w:val="18"/>
-        </w:rPr>
-        <w:t xml:space="preserve"> models and MySQL relationships for users, courses, and materials; implemented material upload and CRUD APIs with binary file storage and standardized responses.</w:t>
+        <w:t>Defined SQLAlchemy models and MySQL relationships for users, courses, and materials; implemented material upload and CRUD APIs with binary file storage and standardized responses.</w:t>
       </w:r>
     </w:p>
     <w:p>
@@ -1767,36 +1565,18 @@
       <w:pPr>
         <w:spacing w:after="0" w:line="240" w:lineRule="auto"/>
         <w:rPr>
-          <w:rFonts w:ascii="宋体" w:eastAsia="宋体" w:hAnsi="宋体" w:hint="eastAsia"/>
-          <w:sz w:val="18"/>
-          <w:szCs w:val="18"/>
-        </w:rPr>
-      </w:pPr>
-      <w:r>
-        <w:rPr>
-          <w:rFonts w:ascii="宋体" w:eastAsia="宋体" w:hAnsi="宋体"/>
-          <w:sz w:val="18"/>
-          <w:szCs w:val="18"/>
-        </w:rPr>
-        <w:t xml:space="preserve">Backend and Automation: </w:t>
-      </w:r>
-      <w:proofErr w:type="spellStart"/>
-      <w:r>
-        <w:rPr>
-          <w:rFonts w:ascii="宋体" w:eastAsia="宋体" w:hAnsi="宋体"/>
-          <w:sz w:val="18"/>
-          <w:szCs w:val="18"/>
-        </w:rPr>
-        <w:t>FastAPI</w:t>
-      </w:r>
-      <w:proofErr w:type="spellEnd"/>
-      <w:r>
-        <w:rPr>
-          <w:rFonts w:ascii="宋体" w:eastAsia="宋体" w:hAnsi="宋体"/>
-          <w:sz w:val="18"/>
-          <w:szCs w:val="18"/>
-        </w:rPr>
-        <w:t>, Spring Boot, MySQL, Linux, Nginx</w:t>
+          <w:rFonts w:ascii="宋体" w:eastAsia="宋体" w:hAnsi="宋体"/>
+          <w:sz w:val="18"/>
+          <w:szCs w:val="18"/>
+        </w:rPr>
+      </w:pPr>
+      <w:r>
+        <w:rPr>
+          <w:rFonts w:ascii="宋体" w:eastAsia="宋体" w:hAnsi="宋体"/>
+          <w:sz w:val="18"/>
+          <w:szCs w:val="18"/>
+        </w:rPr>
+        <w:t>Backend and Automation: FastAPI, Spring Boot, MySQL, Linux, Nginx</w:t>
       </w:r>
     </w:p>
     <w:sectPr>
@@ -3687,6 +3467,7 @@
   <w:style w:type="character" w:default="1" w:styleId="a0">
     <w:name w:val="Default Paragraph Font"/>
     <w:uiPriority w:val="1"/>
+    <w:semiHidden/>
     <w:unhideWhenUsed/>
   </w:style>
   <w:style w:type="table" w:default="1" w:styleId="a1">
